--- a/sidra/exame-julgamento/Cider-judging-exam-instructions-pt-br.docx
+++ b/sidra/exame-julgamento/Cider-judging-exam-instructions-pt-br.docx
@@ -1105,132 +1105,114 @@
         <w:rPr>
           <w:rFonts w:ascii="Arial" w:hAnsi="Arial" w:cs="Arial"/>
         </w:rPr>
-        <w:t>Escreva</w:t>
-      </w:r>
-      <w:proofErr w:type="spellEnd"/>
-      <w:r>
-        <w:rPr>
-          <w:rFonts w:ascii="Arial" w:hAnsi="Arial" w:cs="Arial"/>
-        </w:rPr>
-        <w:t xml:space="preserve"> com </w:t>
-      </w:r>
-      <w:proofErr w:type="spellStart"/>
-      <w:r>
-        <w:rPr>
-          <w:rFonts w:ascii="Arial" w:hAnsi="Arial" w:cs="Arial"/>
-        </w:rPr>
-        <w:t>firmeza</w:t>
-      </w:r>
-      <w:proofErr w:type="spellEnd"/>
-      <w:r>
-        <w:rPr>
-          <w:rFonts w:ascii="Arial" w:hAnsi="Arial" w:cs="Arial"/>
-        </w:rPr>
-        <w:t xml:space="preserve"> (com lapis/</w:t>
-      </w:r>
-      <w:proofErr w:type="spellStart"/>
-      <w:r>
-        <w:rPr>
-          <w:rFonts w:ascii="Arial" w:hAnsi="Arial" w:cs="Arial"/>
-        </w:rPr>
-        <w:t>lapiseira</w:t>
-      </w:r>
-      <w:proofErr w:type="spellEnd"/>
-      <w:r>
-        <w:rPr>
-          <w:rFonts w:ascii="Arial" w:hAnsi="Arial" w:cs="Arial"/>
-        </w:rPr>
-        <w:t>/</w:t>
-      </w:r>
-      <w:proofErr w:type="spellStart"/>
-      <w:r>
-        <w:rPr>
-          <w:rFonts w:ascii="Arial" w:hAnsi="Arial" w:cs="Arial"/>
-        </w:rPr>
-        <w:t>tinta</w:t>
-      </w:r>
-      <w:proofErr w:type="spellEnd"/>
-      <w:r>
-        <w:rPr>
-          <w:rFonts w:ascii="Arial" w:hAnsi="Arial" w:cs="Arial"/>
-        </w:rPr>
-        <w:t xml:space="preserve"> </w:t>
-      </w:r>
-      <w:proofErr w:type="spellStart"/>
-      <w:r>
-        <w:rPr>
-          <w:rFonts w:ascii="Arial" w:hAnsi="Arial" w:cs="Arial"/>
-        </w:rPr>
-        <w:t>escura</w:t>
-      </w:r>
-      <w:proofErr w:type="spellEnd"/>
-      <w:r>
-        <w:rPr>
-          <w:rFonts w:ascii="Arial" w:hAnsi="Arial" w:cs="Arial"/>
-        </w:rPr>
-        <w:t xml:space="preserve">) para </w:t>
-      </w:r>
-      <w:proofErr w:type="spellStart"/>
-      <w:r>
-        <w:rPr>
-          <w:rFonts w:ascii="Arial" w:hAnsi="Arial" w:cs="Arial"/>
-        </w:rPr>
-        <w:t>facilitar</w:t>
-      </w:r>
-      <w:proofErr w:type="spellEnd"/>
-      <w:r>
-        <w:rPr>
-          <w:rFonts w:ascii="Arial" w:hAnsi="Arial" w:cs="Arial"/>
-        </w:rPr>
-        <w:t xml:space="preserve"> a </w:t>
-      </w:r>
-      <w:proofErr w:type="spellStart"/>
-      <w:r>
-        <w:rPr>
-          <w:rFonts w:ascii="Arial" w:hAnsi="Arial" w:cs="Arial"/>
-        </w:rPr>
-        <w:t>digitalização</w:t>
-      </w:r>
-      <w:proofErr w:type="spellEnd"/>
-      <w:r>
-        <w:rPr>
-          <w:rFonts w:ascii="Arial" w:hAnsi="Arial" w:cs="Arial"/>
-        </w:rPr>
-        <w:t xml:space="preserve"> d</w:t>
-      </w:r>
-      <w:r>
-        <w:rPr>
-          <w:rFonts w:ascii="Arial" w:hAnsi="Arial" w:cs="Arial"/>
-        </w:rPr>
-        <w:t xml:space="preserve">as </w:t>
-      </w:r>
-      <w:proofErr w:type="spellStart"/>
-      <w:r>
-        <w:rPr>
-          <w:rFonts w:ascii="Arial" w:hAnsi="Arial" w:cs="Arial"/>
-        </w:rPr>
-        <w:t>suas</w:t>
-      </w:r>
-      <w:proofErr w:type="spellEnd"/>
-      <w:r>
-        <w:rPr>
-          <w:rFonts w:ascii="Arial" w:hAnsi="Arial" w:cs="Arial"/>
-        </w:rPr>
-        <w:t xml:space="preserve"> </w:t>
-      </w:r>
-      <w:proofErr w:type="spellStart"/>
-      <w:r>
-        <w:rPr>
-          <w:rFonts w:ascii="Arial" w:hAnsi="Arial" w:cs="Arial"/>
-        </w:rPr>
-        <w:t>súmulas</w:t>
-      </w:r>
-      <w:proofErr w:type="spellEnd"/>
-      <w:r>
-        <w:rPr>
-          <w:rFonts w:ascii="Arial" w:hAnsi="Arial" w:cs="Arial"/>
-        </w:rPr>
-        <w:t>.</w:t>
+        <w:t>Escreva com firmeza (com lápis/lapiseira/tinta escura) para facilitar a digitalização das suas súmulas.</w:t>
+      </w:r>
+      <w:proofErr w:type="spellEnd"/>
+      <w:r>
+        <w:rPr>
+          <w:rFonts w:ascii="Arial" w:hAnsi="Arial" w:cs="Arial"/>
+        </w:rPr>
+      </w:r>
+      <w:proofErr w:type="spellStart"/>
+      <w:r>
+        <w:rPr>
+          <w:rFonts w:ascii="Arial" w:hAnsi="Arial" w:cs="Arial"/>
+        </w:rPr>
+      </w:r>
+      <w:proofErr w:type="spellEnd"/>
+      <w:r>
+        <w:rPr>
+          <w:rFonts w:ascii="Arial" w:hAnsi="Arial" w:cs="Arial"/>
+        </w:rPr>
+      </w:r>
+      <w:proofErr w:type="spellStart"/>
+      <w:r>
+        <w:rPr>
+          <w:rFonts w:ascii="Arial" w:hAnsi="Arial" w:cs="Arial"/>
+        </w:rPr>
+      </w:r>
+      <w:proofErr w:type="spellEnd"/>
+      <w:r>
+        <w:rPr>
+          <w:rFonts w:ascii="Arial" w:hAnsi="Arial" w:cs="Arial"/>
+        </w:rPr>
+      </w:r>
+      <w:proofErr w:type="spellStart"/>
+      <w:r>
+        <w:rPr>
+          <w:rFonts w:ascii="Arial" w:hAnsi="Arial" w:cs="Arial"/>
+        </w:rPr>
+      </w:r>
+      <w:proofErr w:type="spellEnd"/>
+      <w:r>
+        <w:rPr>
+          <w:rFonts w:ascii="Arial" w:hAnsi="Arial" w:cs="Arial"/>
+        </w:rPr>
+      </w:r>
+      <w:proofErr w:type="spellStart"/>
+      <w:r>
+        <w:rPr>
+          <w:rFonts w:ascii="Arial" w:hAnsi="Arial" w:cs="Arial"/>
+        </w:rPr>
+      </w:r>
+      <w:proofErr w:type="spellEnd"/>
+      <w:r>
+        <w:rPr>
+          <w:rFonts w:ascii="Arial" w:hAnsi="Arial" w:cs="Arial"/>
+        </w:rPr>
+      </w:r>
+      <w:proofErr w:type="spellStart"/>
+      <w:r>
+        <w:rPr>
+          <w:rFonts w:ascii="Arial" w:hAnsi="Arial" w:cs="Arial"/>
+        </w:rPr>
+      </w:r>
+      <w:proofErr w:type="spellEnd"/>
+      <w:r>
+        <w:rPr>
+          <w:rFonts w:ascii="Arial" w:hAnsi="Arial" w:cs="Arial"/>
+        </w:rPr>
+      </w:r>
+      <w:proofErr w:type="spellStart"/>
+      <w:r>
+        <w:rPr>
+          <w:rFonts w:ascii="Arial" w:hAnsi="Arial" w:cs="Arial"/>
+        </w:rPr>
+      </w:r>
+      <w:proofErr w:type="spellEnd"/>
+      <w:r>
+        <w:rPr>
+          <w:rFonts w:ascii="Arial" w:hAnsi="Arial" w:cs="Arial"/>
+        </w:rPr>
+      </w:r>
+      <w:r>
+        <w:rPr>
+          <w:rFonts w:ascii="Arial" w:hAnsi="Arial" w:cs="Arial"/>
+        </w:rPr>
+      </w:r>
+      <w:proofErr w:type="spellStart"/>
+      <w:r>
+        <w:rPr>
+          <w:rFonts w:ascii="Arial" w:hAnsi="Arial" w:cs="Arial"/>
+        </w:rPr>
+      </w:r>
+      <w:proofErr w:type="spellEnd"/>
+      <w:r>
+        <w:rPr>
+          <w:rFonts w:ascii="Arial" w:hAnsi="Arial" w:cs="Arial"/>
+        </w:rPr>
+      </w:r>
+      <w:proofErr w:type="spellStart"/>
+      <w:r>
+        <w:rPr>
+          <w:rFonts w:ascii="Arial" w:hAnsi="Arial" w:cs="Arial"/>
+        </w:rPr>
+      </w:r>
+      <w:proofErr w:type="spellEnd"/>
+      <w:r>
+        <w:rPr>
+          <w:rFonts w:ascii="Arial" w:hAnsi="Arial" w:cs="Arial"/>
+        </w:rPr>
       </w:r>
     </w:p>
     <w:p>
